--- a/CÔNG TY TNHH VĨNH HIỆP THUẬN/VinhHiepThuan_ThayDoi_CSH_DDPL/HoSo2_Mẫu số 12_DeNghiThayDoi.docx
+++ b/CÔNG TY TNHH VĨNH HIỆP THUẬN/VinhHiepThuan_ThayDoi_CSH_DDPL/HoSo2_Mẫu số 12_DeNghiThayDoi.docx
@@ -66,7 +66,7 @@
                 <w:sz w:val="28"/>
                 <w:szCs w:val="28"/>
               </w:rPr>
-              <w:t>CÔNG TY TNHH LỢI KHÁCH</w:t>
+              <w:t>CÔNG TY TNHH VĨNH HIỆP THUẬN</w:t>
             </w:r>
           </w:p>
         </w:tc>
@@ -270,7 +270,7 @@
                 <w:sz w:val="26"/>
                 <w:szCs w:val="26"/>
               </w:rPr>
-              <w:t>ngày 2</w:t>
+              <w:t>ngày</w:t>
             </w:r>
             <w:r>
               <w:rPr>
@@ -279,10 +279,8 @@
                 <w:sz w:val="26"/>
                 <w:szCs w:val="26"/>
               </w:rPr>
-              <w:t>6</w:t>
-            </w:r>
-            <w:bookmarkStart w:id="1" w:name="_GoBack"/>
-            <w:bookmarkEnd w:id="1"/>
+              <w:t xml:space="preserve"> </w:t>
+            </w:r>
             <w:r>
               <w:rPr>
                 <w:rFonts w:ascii="Times New Roman" w:eastAsia="Times New Roman" w:hAnsi="Times New Roman" w:cs="Times New Roman"/>
@@ -290,7 +288,36 @@
                 <w:sz w:val="26"/>
                 <w:szCs w:val="26"/>
               </w:rPr>
-              <w:t xml:space="preserve"> tháng 06 năm 2026</w:t>
+              <w:t xml:space="preserve"> </w:t>
+            </w:r>
+            <w:bookmarkStart w:id="1" w:name="_GoBack"/>
+            <w:bookmarkEnd w:id="1"/>
+            <w:r>
+              <w:rPr>
+                <w:rFonts w:ascii="Times New Roman" w:eastAsia="Times New Roman" w:hAnsi="Times New Roman" w:cs="Times New Roman"/>
+                <w:i/>
+                <w:sz w:val="26"/>
+                <w:szCs w:val="26"/>
+              </w:rPr>
+              <w:t xml:space="preserve"> tháng</w:t>
+            </w:r>
+            <w:r>
+              <w:rPr>
+                <w:rFonts w:ascii="Times New Roman" w:eastAsia="Times New Roman" w:hAnsi="Times New Roman" w:cs="Times New Roman"/>
+                <w:i/>
+                <w:sz w:val="26"/>
+                <w:szCs w:val="26"/>
+              </w:rPr>
+              <w:t xml:space="preserve"> </w:t>
+            </w:r>
+            <w:r>
+              <w:rPr>
+                <w:rFonts w:ascii="Times New Roman" w:eastAsia="Times New Roman" w:hAnsi="Times New Roman" w:cs="Times New Roman"/>
+                <w:i/>
+                <w:sz w:val="26"/>
+                <w:szCs w:val="26"/>
+              </w:rPr>
+              <w:t xml:space="preserve"> năm 2026</w:t>
             </w:r>
           </w:p>
         </w:tc>
@@ -982,7 +1009,7 @@
           <w:sz w:val="28"/>
           <w:szCs w:val="28"/>
         </w:rPr>
-        <w:t>CÔNG TY TNHH LỢI KHÁCH</w:t>
+        <w:t>CÔNG TY TNHH VĨNH HIỆP THUẬN</w:t>
       </w:r>
     </w:p>
     <w:p>
@@ -1013,7 +1040,7 @@
           <w:sz w:val="24"/>
           <w:szCs w:val="24"/>
         </w:rPr>
-        <w:t>3703394561</w:t>
+        <w:t>3703042256</w:t>
       </w:r>
     </w:p>
     <w:p>
@@ -2020,174 +2047,20 @@
           <w:sz w:val="28"/>
           <w:szCs w:val="28"/>
         </w:rPr>
-        <w:t xml:space="preserve"> Không có</w:t>
-      </w:r>
-    </w:p>
-    <w:p>
-      <w:pPr>
-        <w:spacing w:before="240" w:after="120" w:line="340" w:lineRule="exact"/>
-        <w:ind w:firstLine="720"/>
-        <w:jc w:val="both"/>
-        <w:rPr>
-          <w:rFonts w:ascii="Times New Roman" w:eastAsia="Calibri" w:hAnsi="Times New Roman" w:cs="Times New Roman"/>
-          <w:sz w:val="28"/>
-          <w:szCs w:val="28"/>
-        </w:rPr>
-      </w:pPr>
-    </w:p>
-    <w:p>
-      <w:pPr>
-        <w:spacing w:before="120" w:after="120" w:line="340" w:lineRule="exact"/>
-        <w:ind w:firstLine="720"/>
-        <w:jc w:val="both"/>
-        <w:rPr>
-          <w:rFonts w:ascii="Times New Roman" w:eastAsia="Calibri" w:hAnsi="Times New Roman" w:cs="Times New Roman"/>
-          <w:sz w:val="28"/>
-          <w:szCs w:val="28"/>
-        </w:rPr>
-      </w:pPr>
-      <w:r>
-        <w:rPr>
-          <w:rFonts w:ascii="Times New Roman" w:eastAsia="Calibri" w:hAnsi="Times New Roman" w:cs="Times New Roman"/>
-          <w:b/>
-          <w:sz w:val="28"/>
-          <w:szCs w:val="28"/>
-        </w:rPr>
-        <w:t>2. Bỏ ngành, nghề kinh doanh</w:t>
-      </w:r>
-      <w:r>
-        <w:rPr>
-          <w:rFonts w:ascii="Times New Roman" w:eastAsia="Calibri" w:hAnsi="Times New Roman" w:cs="Times New Roman"/>
-          <w:b/>
-          <w:i/>
-          <w:sz w:val="28"/>
-          <w:szCs w:val="28"/>
-        </w:rPr>
         <w:t xml:space="preserve"> </w:t>
       </w:r>
       <w:r>
         <w:rPr>
           <w:rFonts w:ascii="Times New Roman" w:eastAsia="Calibri" w:hAnsi="Times New Roman" w:cs="Times New Roman"/>
-          <w:b/>
-          <w:sz w:val="28"/>
-          <w:szCs w:val="28"/>
-        </w:rPr>
-        <w:t>sau</w:t>
-      </w:r>
-      <w:r>
-        <w:rPr>
-          <w:rFonts w:ascii="Times New Roman" w:eastAsia="Calibri" w:hAnsi="Times New Roman" w:cs="Times New Roman"/>
-          <w:i/>
           <w:sz w:val="28"/>
           <w:szCs w:val="28"/>
         </w:rPr>
         <w:t xml:space="preserve"> </w:t>
-      </w:r>
-      <w:r>
-        <w:rPr>
-          <w:rFonts w:ascii="Times New Roman" w:eastAsia="Calibri" w:hAnsi="Times New Roman" w:cs="Times New Roman"/>
-          <w:sz w:val="28"/>
-          <w:szCs w:val="28"/>
-        </w:rPr>
-        <w:t>(</w:t>
-      </w:r>
-      <w:r>
-        <w:rPr>
-          <w:rFonts w:ascii="Times New Roman" w:eastAsia="Calibri" w:hAnsi="Times New Roman" w:cs="Times New Roman"/>
-          <w:i/>
-          <w:sz w:val="28"/>
-          <w:szCs w:val="28"/>
-        </w:rPr>
-        <w:t>kê khai trong trường hợp doanh nghiệp thông báo bỏ ngành, nghề kinh doanh khỏi danh sách ngành, nghề kinh doanh đã đăng ký với cơ quan đăng ký kinh doanh</w:t>
-      </w:r>
-      <w:r>
-        <w:rPr>
-          <w:rFonts w:ascii="Times New Roman" w:eastAsia="Calibri" w:hAnsi="Times New Roman" w:cs="Times New Roman"/>
-          <w:sz w:val="28"/>
-          <w:szCs w:val="28"/>
-        </w:rPr>
-        <w:t>):</w:t>
-      </w:r>
-      <w:r>
-        <w:rPr>
-          <w:rFonts w:ascii="Times New Roman" w:eastAsia="Calibri" w:hAnsi="Times New Roman" w:cs="Times New Roman"/>
-          <w:sz w:val="28"/>
-          <w:szCs w:val="28"/>
-        </w:rPr>
-        <w:t xml:space="preserve"> Không có</w:t>
-      </w:r>
-    </w:p>
-    <w:p>
-      <w:pPr>
-        <w:spacing w:before="120" w:after="120" w:line="340" w:lineRule="exact"/>
-        <w:ind w:firstLine="720"/>
-        <w:jc w:val="both"/>
-        <w:rPr>
-          <w:rFonts w:ascii="Times New Roman" w:eastAsia="Calibri" w:hAnsi="Times New Roman" w:cs="Times New Roman"/>
-          <w:sz w:val="28"/>
-          <w:szCs w:val="28"/>
-        </w:rPr>
-      </w:pPr>
-    </w:p>
-    <w:p>
-      <w:pPr>
-        <w:spacing w:before="120" w:after="120" w:line="340" w:lineRule="exact"/>
-        <w:ind w:firstLine="720"/>
-        <w:jc w:val="both"/>
-        <w:rPr>
-          <w:rFonts w:ascii="Times New Roman" w:eastAsia="Calibri" w:hAnsi="Times New Roman" w:cs="Times New Roman"/>
-          <w:sz w:val="28"/>
-          <w:szCs w:val="28"/>
-        </w:rPr>
-      </w:pPr>
-      <w:r>
-        <w:rPr>
-          <w:rFonts w:ascii="Times New Roman" w:eastAsia="Calibri" w:hAnsi="Times New Roman" w:cs="Times New Roman"/>
-          <w:b/>
-          <w:sz w:val="28"/>
-          <w:szCs w:val="28"/>
-        </w:rPr>
-        <w:t>3. Sửa đổi chi tiết ngành, nghề kinh doanh sau</w:t>
-      </w:r>
-      <w:r>
-        <w:rPr>
-          <w:rFonts w:ascii="Times New Roman" w:eastAsia="Calibri" w:hAnsi="Times New Roman" w:cs="Times New Roman"/>
-          <w:b/>
-          <w:i/>
-          <w:sz w:val="28"/>
-          <w:szCs w:val="28"/>
-        </w:rPr>
-        <w:t xml:space="preserve"> </w:t>
-      </w:r>
-      <w:r>
-        <w:rPr>
-          <w:rFonts w:ascii="Times New Roman" w:eastAsia="Calibri" w:hAnsi="Times New Roman" w:cs="Times New Roman"/>
-          <w:sz w:val="28"/>
-          <w:szCs w:val="28"/>
-        </w:rPr>
-        <w:t>(</w:t>
-      </w:r>
-      <w:r>
-        <w:rPr>
-          <w:rFonts w:ascii="Times New Roman" w:eastAsia="Calibri" w:hAnsi="Times New Roman" w:cs="Times New Roman"/>
-          <w:i/>
-          <w:sz w:val="28"/>
-          <w:szCs w:val="28"/>
-        </w:rPr>
-        <w:t>kê khai trong trường hợp doanh nghiệp thông báo thay đổi nội dung chi tiết của ngành, nghề kinh doanh đã đăng ký với cơ quan đăng ký kinh doanh</w:t>
-      </w:r>
-      <w:r>
-        <w:rPr>
-          <w:rFonts w:ascii="Times New Roman" w:eastAsia="Calibri" w:hAnsi="Times New Roman" w:cs="Times New Roman"/>
-          <w:sz w:val="28"/>
-          <w:szCs w:val="28"/>
-        </w:rPr>
-        <w:t>):</w:t>
       </w:r>
     </w:p>
     <w:tbl>
       <w:tblPr>
-        <w:tblStyle w:val="TableGrid2"/>
+        <w:tblStyle w:val="TableGrid22"/>
         <w:tblW w:w="5000" w:type="pct"/>
         <w:jc w:val="center"/>
         <w:tblLook w:val="04A0" w:firstRow="1" w:lastRow="0" w:firstColumn="1" w:lastColumn="0" w:noHBand="0" w:noVBand="1"/>
@@ -2205,7 +2078,7 @@
         </w:trPr>
         <w:tc>
           <w:tcPr>
-            <w:tcW w:w="253" w:type="pct"/>
+            <w:tcW w:w="340" w:type="pct"/>
             <w:shd w:val="clear" w:color="auto" w:fill="D9EAF7"/>
             <w:vAlign w:val="center"/>
           </w:tcPr>
@@ -2213,13 +2086,13 @@
             <w:pPr>
               <w:jc w:val="center"/>
               <w:rPr>
-                <w:rFonts w:ascii="Times New Roman" w:eastAsia="Times New Roman" w:hAnsi="Times New Roman" w:cs="Times New Roman"/>
+                <w:rFonts w:ascii="Times New Roman" w:eastAsia="Times New Roman" w:hAnsi="Times New Roman"/>
                 <w:sz w:val="24"/>
               </w:rPr>
             </w:pPr>
             <w:r>
               <w:rPr>
-                <w:rFonts w:ascii="Times New Roman" w:eastAsia="Times New Roman" w:hAnsi="Times New Roman" w:cs="Times New Roman"/>
+                <w:rFonts w:ascii="Times New Roman" w:eastAsia="Times New Roman" w:hAnsi="Times New Roman"/>
                 <w:b/>
               </w:rPr>
               <w:t>STT</w:t>
@@ -2228,7 +2101,7 @@
         </w:tc>
         <w:tc>
           <w:tcPr>
-            <w:tcW w:w="389" w:type="pct"/>
+            <w:tcW w:w="433" w:type="pct"/>
             <w:shd w:val="clear" w:color="auto" w:fill="D9EAF7"/>
             <w:vAlign w:val="center"/>
           </w:tcPr>
@@ -2236,13 +2109,13 @@
             <w:pPr>
               <w:jc w:val="center"/>
               <w:rPr>
-                <w:rFonts w:ascii="Times New Roman" w:eastAsia="Times New Roman" w:hAnsi="Times New Roman" w:cs="Times New Roman"/>
+                <w:rFonts w:ascii="Times New Roman" w:eastAsia="Times New Roman" w:hAnsi="Times New Roman"/>
                 <w:sz w:val="24"/>
               </w:rPr>
             </w:pPr>
             <w:r>
               <w:rPr>
-                <w:rFonts w:ascii="Times New Roman" w:eastAsia="Times New Roman" w:hAnsi="Times New Roman" w:cs="Times New Roman"/>
+                <w:rFonts w:ascii="Times New Roman" w:eastAsia="Times New Roman" w:hAnsi="Times New Roman"/>
                 <w:b/>
               </w:rPr>
               <w:t>Mã ngành</w:t>
@@ -2251,7 +2124,7 @@
         </w:tc>
         <w:tc>
           <w:tcPr>
-            <w:tcW w:w="3872" w:type="pct"/>
+            <w:tcW w:w="3774" w:type="pct"/>
             <w:shd w:val="clear" w:color="auto" w:fill="D9EAF7"/>
             <w:vAlign w:val="center"/>
           </w:tcPr>
@@ -2259,13 +2132,13 @@
             <w:pPr>
               <w:jc w:val="center"/>
               <w:rPr>
-                <w:rFonts w:ascii="Times New Roman" w:eastAsia="Times New Roman" w:hAnsi="Times New Roman" w:cs="Times New Roman"/>
+                <w:rFonts w:ascii="Times New Roman" w:eastAsia="Times New Roman" w:hAnsi="Times New Roman"/>
                 <w:sz w:val="24"/>
               </w:rPr>
             </w:pPr>
             <w:r>
               <w:rPr>
-                <w:rFonts w:ascii="Times New Roman" w:eastAsia="Times New Roman" w:hAnsi="Times New Roman" w:cs="Times New Roman"/>
+                <w:rFonts w:ascii="Times New Roman" w:eastAsia="Times New Roman" w:hAnsi="Times New Roman"/>
                 <w:b/>
               </w:rPr>
               <w:t>Tên ngành bao gồm chi tiết</w:t>
@@ -2274,7 +2147,7 @@
         </w:tc>
         <w:tc>
           <w:tcPr>
-            <w:tcW w:w="486" w:type="pct"/>
+            <w:tcW w:w="452" w:type="pct"/>
             <w:shd w:val="clear" w:color="auto" w:fill="D9EAF7"/>
             <w:vAlign w:val="center"/>
           </w:tcPr>
@@ -2282,13 +2155,13 @@
             <w:pPr>
               <w:jc w:val="center"/>
               <w:rPr>
-                <w:rFonts w:ascii="Times New Roman" w:eastAsia="Times New Roman" w:hAnsi="Times New Roman" w:cs="Times New Roman"/>
+                <w:rFonts w:ascii="Times New Roman" w:eastAsia="Times New Roman" w:hAnsi="Times New Roman"/>
                 <w:sz w:val="24"/>
               </w:rPr>
             </w:pPr>
             <w:r>
               <w:rPr>
-                <w:rFonts w:ascii="Times New Roman" w:eastAsia="Times New Roman" w:hAnsi="Times New Roman" w:cs="Times New Roman"/>
+                <w:rFonts w:ascii="Times New Roman" w:eastAsia="Times New Roman" w:hAnsi="Times New Roman"/>
                 <w:b/>
               </w:rPr>
               <w:t>Ngành chính</w:t>
@@ -2303,19 +2176,19 @@
         </w:trPr>
         <w:tc>
           <w:tcPr>
-            <w:tcW w:w="253" w:type="pct"/>
+            <w:tcW w:w="340" w:type="pct"/>
           </w:tcPr>
           <w:p>
             <w:pPr>
               <w:jc w:val="center"/>
               <w:rPr>
-                <w:rFonts w:ascii="Times New Roman" w:eastAsia="Times New Roman" w:hAnsi="Times New Roman" w:cs="Times New Roman"/>
+                <w:rFonts w:ascii="Times New Roman" w:eastAsia="Times New Roman" w:hAnsi="Times New Roman"/>
                 <w:sz w:val="24"/>
               </w:rPr>
             </w:pPr>
             <w:r>
               <w:rPr>
-                <w:rFonts w:ascii="Times New Roman" w:eastAsia="Times New Roman" w:hAnsi="Times New Roman" w:cs="Times New Roman"/>
+                <w:rFonts w:ascii="Times New Roman" w:eastAsia="Times New Roman" w:hAnsi="Times New Roman"/>
               </w:rPr>
               <w:t>1</w:t>
             </w:r>
@@ -2323,56 +2196,289 @@
         </w:tc>
         <w:tc>
           <w:tcPr>
-            <w:tcW w:w="389" w:type="pct"/>
+            <w:tcW w:w="433" w:type="pct"/>
           </w:tcPr>
           <w:p>
             <w:pPr>
               <w:jc w:val="center"/>
               <w:rPr>
-                <w:rFonts w:ascii="Times New Roman" w:eastAsia="Times New Roman" w:hAnsi="Times New Roman" w:cs="Times New Roman"/>
+                <w:rFonts w:ascii="Times New Roman" w:eastAsia="Times New Roman" w:hAnsi="Times New Roman"/>
                 <w:sz w:val="24"/>
               </w:rPr>
             </w:pPr>
             <w:r>
               <w:rPr>
-                <w:rFonts w:ascii="Times New Roman" w:eastAsia="Times New Roman" w:hAnsi="Times New Roman" w:cs="Times New Roman"/>
-              </w:rPr>
-              <w:t>3312</w:t>
+                <w:rFonts w:ascii="Times New Roman" w:hAnsi="Times New Roman"/>
+                <w:iCs/>
+              </w:rPr>
+              <w:t>4679</w:t>
             </w:r>
           </w:p>
         </w:tc>
         <w:tc>
           <w:tcPr>
-            <w:tcW w:w="3872" w:type="pct"/>
+            <w:tcW w:w="3774" w:type="pct"/>
           </w:tcPr>
           <w:p>
             <w:pPr>
               <w:rPr>
-                <w:rFonts w:ascii="Times New Roman" w:eastAsia="Times New Roman" w:hAnsi="Times New Roman" w:cs="Times New Roman"/>
+                <w:rFonts w:ascii="Times New Roman" w:hAnsi="Times New Roman"/>
+                <w:iCs/>
+              </w:rPr>
+            </w:pPr>
+            <w:r>
+              <w:rPr>
+                <w:rFonts w:ascii="Times New Roman" w:hAnsi="Times New Roman"/>
+                <w:iCs/>
+              </w:rPr>
+              <w:t>Bán buôn chuyên doanh khác chưa được phân vào đâu</w:t>
+            </w:r>
+          </w:p>
+          <w:p>
+            <w:pPr>
+              <w:rPr>
+                <w:rFonts w:ascii="Times New Roman" w:eastAsia="Times New Roman" w:hAnsi="Times New Roman"/>
                 <w:sz w:val="24"/>
               </w:rPr>
             </w:pPr>
             <w:r>
               <w:rPr>
-                <w:rFonts w:ascii="Times New Roman" w:eastAsia="Times New Roman" w:hAnsi="Times New Roman" w:cs="Times New Roman"/>
-                <w:b/>
-              </w:rPr>
-              <w:t>Sửa chữa, bảo dưỡng máy móc, thiết bị</w:t>
+                <w:rFonts w:ascii="Times New Roman" w:hAnsi="Times New Roman"/>
+              </w:rPr>
+              <w:t>Chi tiết: Bán buôn cao su; Bán buôn, xuất nhập khẩu hạt nhựa nguyên sinh và tái sinh: HDPE, LLD, PE, LDPE, PP; Bán buôn, xuất nhập khẩu chậu nhựa pp, HDPE; Bán buôn, xuất nhập khẩu bao bì-băng keo-màng PE, HDPE, LLD, LDPE, PP; Bán buôn, xuất nhập khẩu các sản phẩm nhựa, nguyên liệu từ nhựa, bột màu, hạt nhựa màu. Bán buôn, xuất nhập khẩu hóa chất công nghiệp</w:t>
             </w:r>
           </w:p>
         </w:tc>
         <w:tc>
           <w:tcPr>
-            <w:tcW w:w="486" w:type="pct"/>
+            <w:tcW w:w="452" w:type="pct"/>
           </w:tcPr>
           <w:p>
             <w:pPr>
               <w:jc w:val="center"/>
               <w:rPr>
-                <w:rFonts w:ascii="Times New Roman" w:eastAsia="Times New Roman" w:hAnsi="Times New Roman" w:cs="Times New Roman"/>
+                <w:rFonts w:ascii="Times New Roman" w:eastAsia="Times New Roman" w:hAnsi="Times New Roman"/>
                 <w:sz w:val="24"/>
               </w:rPr>
             </w:pPr>
+          </w:p>
+        </w:tc>
+      </w:tr>
+    </w:tbl>
+    <w:p>
+      <w:pPr>
+        <w:spacing w:before="240" w:after="120" w:line="340" w:lineRule="exact"/>
+        <w:ind w:firstLine="720"/>
+        <w:jc w:val="both"/>
+        <w:rPr>
+          <w:rFonts w:ascii="Times New Roman" w:eastAsia="Calibri" w:hAnsi="Times New Roman" w:cs="Times New Roman"/>
+          <w:sz w:val="28"/>
+          <w:szCs w:val="28"/>
+        </w:rPr>
+      </w:pPr>
+    </w:p>
+    <w:p>
+      <w:pPr>
+        <w:spacing w:before="240" w:after="120" w:line="340" w:lineRule="exact"/>
+        <w:ind w:firstLine="720"/>
+        <w:jc w:val="both"/>
+        <w:rPr>
+          <w:rFonts w:ascii="Times New Roman" w:eastAsia="Calibri" w:hAnsi="Times New Roman" w:cs="Times New Roman"/>
+          <w:sz w:val="28"/>
+          <w:szCs w:val="28"/>
+        </w:rPr>
+      </w:pPr>
+    </w:p>
+    <w:p>
+      <w:pPr>
+        <w:spacing w:before="120" w:after="120" w:line="340" w:lineRule="exact"/>
+        <w:ind w:firstLine="720"/>
+        <w:jc w:val="both"/>
+        <w:rPr>
+          <w:rFonts w:ascii="Times New Roman" w:eastAsia="Calibri" w:hAnsi="Times New Roman" w:cs="Times New Roman"/>
+          <w:sz w:val="28"/>
+          <w:szCs w:val="28"/>
+        </w:rPr>
+      </w:pPr>
+      <w:r>
+        <w:rPr>
+          <w:rFonts w:ascii="Times New Roman" w:eastAsia="Calibri" w:hAnsi="Times New Roman" w:cs="Times New Roman"/>
+          <w:b/>
+          <w:sz w:val="28"/>
+          <w:szCs w:val="28"/>
+        </w:rPr>
+        <w:t>2. Bỏ ngành, nghề kinh doanh</w:t>
+      </w:r>
+      <w:r>
+        <w:rPr>
+          <w:rFonts w:ascii="Times New Roman" w:eastAsia="Calibri" w:hAnsi="Times New Roman" w:cs="Times New Roman"/>
+          <w:b/>
+          <w:i/>
+          <w:sz w:val="28"/>
+          <w:szCs w:val="28"/>
+        </w:rPr>
+        <w:t xml:space="preserve"> </w:t>
+      </w:r>
+      <w:r>
+        <w:rPr>
+          <w:rFonts w:ascii="Times New Roman" w:eastAsia="Calibri" w:hAnsi="Times New Roman" w:cs="Times New Roman"/>
+          <w:b/>
+          <w:sz w:val="28"/>
+          <w:szCs w:val="28"/>
+        </w:rPr>
+        <w:t>sau</w:t>
+      </w:r>
+      <w:r>
+        <w:rPr>
+          <w:rFonts w:ascii="Times New Roman" w:eastAsia="Calibri" w:hAnsi="Times New Roman" w:cs="Times New Roman"/>
+          <w:i/>
+          <w:sz w:val="28"/>
+          <w:szCs w:val="28"/>
+        </w:rPr>
+        <w:t xml:space="preserve"> </w:t>
+      </w:r>
+      <w:r>
+        <w:rPr>
+          <w:rFonts w:ascii="Times New Roman" w:eastAsia="Calibri" w:hAnsi="Times New Roman" w:cs="Times New Roman"/>
+          <w:sz w:val="28"/>
+          <w:szCs w:val="28"/>
+        </w:rPr>
+        <w:t>(</w:t>
+      </w:r>
+      <w:r>
+        <w:rPr>
+          <w:rFonts w:ascii="Times New Roman" w:eastAsia="Calibri" w:hAnsi="Times New Roman" w:cs="Times New Roman"/>
+          <w:i/>
+          <w:sz w:val="28"/>
+          <w:szCs w:val="28"/>
+        </w:rPr>
+        <w:t>kê khai trong trường hợp doanh nghiệp thông báo bỏ ngành, nghề kinh doanh khỏi danh sách ngành, nghề kinh doanh đã đăng ký với cơ quan đăng ký kinh doanh</w:t>
+      </w:r>
+      <w:r>
+        <w:rPr>
+          <w:rFonts w:ascii="Times New Roman" w:eastAsia="Calibri" w:hAnsi="Times New Roman" w:cs="Times New Roman"/>
+          <w:sz w:val="28"/>
+          <w:szCs w:val="28"/>
+        </w:rPr>
+        <w:t>):</w:t>
+      </w:r>
+      <w:r>
+        <w:rPr>
+          <w:rFonts w:ascii="Times New Roman" w:eastAsia="Calibri" w:hAnsi="Times New Roman" w:cs="Times New Roman"/>
+          <w:sz w:val="28"/>
+          <w:szCs w:val="28"/>
+        </w:rPr>
+        <w:t xml:space="preserve"> </w:t>
+      </w:r>
+    </w:p>
+    <w:tbl>
+      <w:tblPr>
+        <w:tblStyle w:val="TableGrid221"/>
+        <w:tblW w:w="5000" w:type="pct"/>
+        <w:jc w:val="center"/>
+        <w:tblLook w:val="04A0" w:firstRow="1" w:lastRow="0" w:firstColumn="1" w:lastColumn="0" w:noHBand="0" w:noVBand="1"/>
+      </w:tblPr>
+      <w:tblGrid>
+        <w:gridCol w:w="632"/>
+        <w:gridCol w:w="804"/>
+        <w:gridCol w:w="6786"/>
+        <w:gridCol w:w="840"/>
+      </w:tblGrid>
+      <w:tr>
+        <w:trPr>
+          <w:tblHeader/>
+          <w:jc w:val="center"/>
+        </w:trPr>
+        <w:tc>
+          <w:tcPr>
+            <w:tcW w:w="340" w:type="pct"/>
+            <w:shd w:val="clear" w:color="auto" w:fill="D9EAF7"/>
+            <w:vAlign w:val="center"/>
+          </w:tcPr>
+          <w:p>
+            <w:pPr>
+              <w:jc w:val="center"/>
+              <w:rPr>
+                <w:rFonts w:ascii="Times New Roman" w:eastAsia="Times New Roman" w:hAnsi="Times New Roman"/>
+                <w:sz w:val="24"/>
+              </w:rPr>
+            </w:pPr>
+            <w:r>
+              <w:rPr>
+                <w:rFonts w:ascii="Times New Roman" w:eastAsia="Times New Roman" w:hAnsi="Times New Roman"/>
+                <w:b/>
+              </w:rPr>
+              <w:t>STT</w:t>
+            </w:r>
+          </w:p>
+        </w:tc>
+        <w:tc>
+          <w:tcPr>
+            <w:tcW w:w="433" w:type="pct"/>
+            <w:shd w:val="clear" w:color="auto" w:fill="D9EAF7"/>
+            <w:vAlign w:val="center"/>
+          </w:tcPr>
+          <w:p>
+            <w:pPr>
+              <w:jc w:val="center"/>
+              <w:rPr>
+                <w:rFonts w:ascii="Times New Roman" w:eastAsia="Times New Roman" w:hAnsi="Times New Roman"/>
+                <w:sz w:val="24"/>
+              </w:rPr>
+            </w:pPr>
+            <w:r>
+              <w:rPr>
+                <w:rFonts w:ascii="Times New Roman" w:eastAsia="Times New Roman" w:hAnsi="Times New Roman"/>
+                <w:b/>
+              </w:rPr>
+              <w:t>Mã ngành</w:t>
+            </w:r>
+          </w:p>
+        </w:tc>
+        <w:tc>
+          <w:tcPr>
+            <w:tcW w:w="3774" w:type="pct"/>
+            <w:shd w:val="clear" w:color="auto" w:fill="D9EAF7"/>
+            <w:vAlign w:val="center"/>
+          </w:tcPr>
+          <w:p>
+            <w:pPr>
+              <w:jc w:val="center"/>
+              <w:rPr>
+                <w:rFonts w:ascii="Times New Roman" w:eastAsia="Times New Roman" w:hAnsi="Times New Roman"/>
+                <w:sz w:val="24"/>
+              </w:rPr>
+            </w:pPr>
+            <w:r>
+              <w:rPr>
+                <w:rFonts w:ascii="Times New Roman" w:eastAsia="Times New Roman" w:hAnsi="Times New Roman"/>
+                <w:b/>
+              </w:rPr>
+              <w:t>Tên ngành bao gồm chi tiết</w:t>
+            </w:r>
+          </w:p>
+        </w:tc>
+        <w:tc>
+          <w:tcPr>
+            <w:tcW w:w="452" w:type="pct"/>
+            <w:shd w:val="clear" w:color="auto" w:fill="D9EAF7"/>
+            <w:vAlign w:val="center"/>
+          </w:tcPr>
+          <w:p>
+            <w:pPr>
+              <w:jc w:val="center"/>
+              <w:rPr>
+                <w:rFonts w:ascii="Times New Roman" w:eastAsia="Times New Roman" w:hAnsi="Times New Roman"/>
+                <w:sz w:val="24"/>
+              </w:rPr>
+            </w:pPr>
+            <w:r>
+              <w:rPr>
+                <w:rFonts w:ascii="Times New Roman" w:eastAsia="Times New Roman" w:hAnsi="Times New Roman"/>
+                <w:b/>
+              </w:rPr>
+              <w:t>Ngành chính</w:t>
+            </w:r>
           </w:p>
         </w:tc>
       </w:tr>
@@ -2383,307 +2489,88 @@
         </w:trPr>
         <w:tc>
           <w:tcPr>
-            <w:tcW w:w="253" w:type="pct"/>
+            <w:tcW w:w="340" w:type="pct"/>
           </w:tcPr>
           <w:p>
             <w:pPr>
               <w:jc w:val="center"/>
               <w:rPr>
-                <w:rFonts w:ascii="Times New Roman" w:eastAsia="Times New Roman" w:hAnsi="Times New Roman" w:cs="Times New Roman"/>
+                <w:rFonts w:ascii="Times New Roman" w:eastAsia="Times New Roman" w:hAnsi="Times New Roman"/>
                 <w:sz w:val="24"/>
               </w:rPr>
             </w:pPr>
             <w:r>
               <w:rPr>
-                <w:rFonts w:ascii="Times New Roman" w:eastAsia="Times New Roman" w:hAnsi="Times New Roman" w:cs="Times New Roman"/>
-              </w:rPr>
-              <w:t>2</w:t>
+                <w:rFonts w:ascii="Times New Roman" w:eastAsia="Times New Roman" w:hAnsi="Times New Roman"/>
+              </w:rPr>
+              <w:t>1</w:t>
             </w:r>
           </w:p>
         </w:tc>
         <w:tc>
           <w:tcPr>
-            <w:tcW w:w="389" w:type="pct"/>
+            <w:tcW w:w="433" w:type="pct"/>
           </w:tcPr>
           <w:p>
             <w:pPr>
               <w:jc w:val="center"/>
               <w:rPr>
-                <w:rFonts w:ascii="Times New Roman" w:eastAsia="Times New Roman" w:hAnsi="Times New Roman" w:cs="Times New Roman"/>
+                <w:rFonts w:ascii="Times New Roman" w:eastAsia="Times New Roman" w:hAnsi="Times New Roman"/>
                 <w:sz w:val="24"/>
               </w:rPr>
             </w:pPr>
             <w:r>
               <w:rPr>
-                <w:rFonts w:ascii="Times New Roman" w:eastAsia="Times New Roman" w:hAnsi="Times New Roman" w:cs="Times New Roman"/>
-              </w:rPr>
-              <w:t>3313</w:t>
+                <w:rFonts w:ascii="Times New Roman" w:hAnsi="Times New Roman"/>
+                <w:iCs/>
+              </w:rPr>
+              <w:t>4669</w:t>
             </w:r>
           </w:p>
         </w:tc>
         <w:tc>
           <w:tcPr>
-            <w:tcW w:w="3872" w:type="pct"/>
+            <w:tcW w:w="3774" w:type="pct"/>
           </w:tcPr>
           <w:p>
             <w:pPr>
               <w:rPr>
-                <w:rFonts w:ascii="Times New Roman" w:eastAsia="Times New Roman" w:hAnsi="Times New Roman" w:cs="Times New Roman"/>
+                <w:rFonts w:ascii="Times New Roman" w:hAnsi="Times New Roman"/>
+                <w:iCs/>
+              </w:rPr>
+            </w:pPr>
+            <w:r>
+              <w:rPr>
+                <w:rFonts w:ascii="Times New Roman" w:hAnsi="Times New Roman"/>
+                <w:iCs/>
+              </w:rPr>
+              <w:t>Bán buôn chuyên doanh khác chưa được phân vào đâu</w:t>
+            </w:r>
+          </w:p>
+          <w:p>
+            <w:pPr>
+              <w:rPr>
+                <w:rFonts w:ascii="Times New Roman" w:eastAsia="Times New Roman" w:hAnsi="Times New Roman"/>
                 <w:sz w:val="24"/>
               </w:rPr>
             </w:pPr>
             <w:r>
               <w:rPr>
-                <w:rFonts w:ascii="Times New Roman" w:eastAsia="Times New Roman" w:hAnsi="Times New Roman" w:cs="Times New Roman"/>
-                <w:b/>
-              </w:rPr>
-              <w:t>Sửa chữa, bảo dưỡng thiết bị điện tử và quang học</w:t>
+                <w:rFonts w:ascii="Times New Roman" w:hAnsi="Times New Roman"/>
+              </w:rPr>
+              <w:t>Chi tiết: Bán buôn cao su; Bán buôn, xuất nhập khẩu hạt nhựa nguyên sinh và tái sinh: HDPE, LLD, PE, LDPE, PP; Bán buôn, xuất nhập khẩu chậu nhựa pp, HDPE; Bán buôn, xuất nhập khẩu bao bì-băng keo-màng PE, HDPE, LLD, LDPE, PP; Bán buôn, xuất nhập khẩu các sản phẩm nhựa, nguyên liệu từ nhựa, bột màu, hạt nhựa màu. Bán buôn, xuất nhập khẩu hóa chất công nghiệp</w:t>
             </w:r>
           </w:p>
         </w:tc>
         <w:tc>
           <w:tcPr>
-            <w:tcW w:w="486" w:type="pct"/>
+            <w:tcW w:w="452" w:type="pct"/>
           </w:tcPr>
           <w:p>
             <w:pPr>
               <w:jc w:val="center"/>
               <w:rPr>
-                <w:rFonts w:ascii="Times New Roman" w:eastAsia="Times New Roman" w:hAnsi="Times New Roman" w:cs="Times New Roman"/>
-                <w:sz w:val="24"/>
-              </w:rPr>
-            </w:pPr>
-          </w:p>
-        </w:tc>
-      </w:tr>
-      <w:tr>
-        <w:trPr>
-          <w:cantSplit/>
-          <w:jc w:val="center"/>
-        </w:trPr>
-        <w:tc>
-          <w:tcPr>
-            <w:tcW w:w="253" w:type="pct"/>
-          </w:tcPr>
-          <w:p>
-            <w:pPr>
-              <w:jc w:val="center"/>
-              <w:rPr>
-                <w:rFonts w:ascii="Times New Roman" w:eastAsia="Times New Roman" w:hAnsi="Times New Roman" w:cs="Times New Roman"/>
-              </w:rPr>
-            </w:pPr>
-            <w:r>
-              <w:rPr>
-                <w:rFonts w:ascii="Times New Roman" w:eastAsia="Times New Roman" w:hAnsi="Times New Roman" w:cs="Times New Roman"/>
-              </w:rPr>
-              <w:t>3</w:t>
-            </w:r>
-          </w:p>
-        </w:tc>
-        <w:tc>
-          <w:tcPr>
-            <w:tcW w:w="389" w:type="pct"/>
-          </w:tcPr>
-          <w:p>
-            <w:pPr>
-              <w:jc w:val="center"/>
-              <w:rPr>
-                <w:rFonts w:ascii="Times New Roman" w:eastAsia="Times New Roman" w:hAnsi="Times New Roman" w:cs="Times New Roman"/>
-              </w:rPr>
-            </w:pPr>
-            <w:r>
-              <w:rPr>
-                <w:rFonts w:ascii="Times New Roman" w:eastAsia="Times New Roman" w:hAnsi="Times New Roman" w:cs="Times New Roman"/>
-              </w:rPr>
-              <w:t>3314</w:t>
-            </w:r>
-          </w:p>
-        </w:tc>
-        <w:tc>
-          <w:tcPr>
-            <w:tcW w:w="3872" w:type="pct"/>
-          </w:tcPr>
-          <w:p>
-            <w:pPr>
-              <w:rPr>
-                <w:rFonts w:ascii="Times New Roman" w:eastAsia="Times New Roman" w:hAnsi="Times New Roman" w:cs="Times New Roman"/>
-                <w:b/>
-              </w:rPr>
-            </w:pPr>
-            <w:r>
-              <w:rPr>
-                <w:rFonts w:ascii="Times New Roman" w:eastAsia="Times New Roman" w:hAnsi="Times New Roman" w:cs="Times New Roman"/>
-                <w:b/>
-              </w:rPr>
-              <w:t>Sửa chữa, bảo dưỡng thiết bị điện</w:t>
-            </w:r>
-          </w:p>
-        </w:tc>
-        <w:tc>
-          <w:tcPr>
-            <w:tcW w:w="486" w:type="pct"/>
-          </w:tcPr>
-          <w:p>
-            <w:pPr>
-              <w:jc w:val="center"/>
-              <w:rPr>
-                <w:rFonts w:ascii="Times New Roman" w:eastAsia="Times New Roman" w:hAnsi="Times New Roman" w:cs="Times New Roman"/>
-                <w:sz w:val="24"/>
-              </w:rPr>
-            </w:pPr>
-          </w:p>
-        </w:tc>
-      </w:tr>
-      <w:tr>
-        <w:trPr>
-          <w:cantSplit/>
-          <w:jc w:val="center"/>
-        </w:trPr>
-        <w:tc>
-          <w:tcPr>
-            <w:tcW w:w="253" w:type="pct"/>
-          </w:tcPr>
-          <w:p>
-            <w:pPr>
-              <w:jc w:val="center"/>
-              <w:rPr>
-                <w:rFonts w:ascii="Times New Roman" w:eastAsia="Times New Roman" w:hAnsi="Times New Roman" w:cs="Times New Roman"/>
-              </w:rPr>
-            </w:pPr>
-            <w:r>
-              <w:rPr>
-                <w:rFonts w:ascii="Times New Roman" w:eastAsia="Times New Roman" w:hAnsi="Times New Roman" w:cs="Times New Roman"/>
-              </w:rPr>
-              <w:t>4</w:t>
-            </w:r>
-          </w:p>
-        </w:tc>
-        <w:tc>
-          <w:tcPr>
-            <w:tcW w:w="389" w:type="pct"/>
-          </w:tcPr>
-          <w:p>
-            <w:pPr>
-              <w:jc w:val="center"/>
-              <w:rPr>
-                <w:rFonts w:ascii="Times New Roman" w:eastAsia="Times New Roman" w:hAnsi="Times New Roman" w:cs="Times New Roman"/>
-              </w:rPr>
-            </w:pPr>
-            <w:r>
-              <w:rPr>
-                <w:rFonts w:ascii="Times New Roman" w:eastAsia="Times New Roman" w:hAnsi="Times New Roman" w:cs="Times New Roman"/>
-              </w:rPr>
-              <w:t>3319</w:t>
-            </w:r>
-          </w:p>
-        </w:tc>
-        <w:tc>
-          <w:tcPr>
-            <w:tcW w:w="3872" w:type="pct"/>
-          </w:tcPr>
-          <w:p>
-            <w:pPr>
-              <w:rPr>
-                <w:rFonts w:ascii="Times New Roman" w:eastAsia="Times New Roman" w:hAnsi="Times New Roman" w:cs="Times New Roman"/>
-                <w:b/>
-              </w:rPr>
-            </w:pPr>
-            <w:r>
-              <w:rPr>
-                <w:rFonts w:ascii="Times New Roman" w:eastAsia="Times New Roman" w:hAnsi="Times New Roman" w:cs="Times New Roman"/>
-                <w:b/>
-              </w:rPr>
-              <w:t>Sửa chữa, bảo dưỡng thiết bị khác</w:t>
-            </w:r>
-          </w:p>
-        </w:tc>
-        <w:tc>
-          <w:tcPr>
-            <w:tcW w:w="486" w:type="pct"/>
-          </w:tcPr>
-          <w:p>
-            <w:pPr>
-              <w:jc w:val="center"/>
-              <w:rPr>
-                <w:rFonts w:ascii="Times New Roman" w:eastAsia="Times New Roman" w:hAnsi="Times New Roman" w:cs="Times New Roman"/>
-                <w:sz w:val="24"/>
-              </w:rPr>
-            </w:pPr>
-          </w:p>
-        </w:tc>
-      </w:tr>
-      <w:tr>
-        <w:trPr>
-          <w:cantSplit/>
-          <w:jc w:val="center"/>
-        </w:trPr>
-        <w:tc>
-          <w:tcPr>
-            <w:tcW w:w="253" w:type="pct"/>
-          </w:tcPr>
-          <w:p>
-            <w:pPr>
-              <w:jc w:val="center"/>
-              <w:rPr>
-                <w:rFonts w:ascii="Times New Roman" w:eastAsia="Times New Roman" w:hAnsi="Times New Roman" w:cs="Times New Roman"/>
-              </w:rPr>
-            </w:pPr>
-            <w:r>
-              <w:rPr>
-                <w:rFonts w:ascii="Times New Roman" w:eastAsia="Times New Roman" w:hAnsi="Times New Roman" w:cs="Times New Roman"/>
-              </w:rPr>
-              <w:t>5</w:t>
-            </w:r>
-          </w:p>
-        </w:tc>
-        <w:tc>
-          <w:tcPr>
-            <w:tcW w:w="389" w:type="pct"/>
-          </w:tcPr>
-          <w:p>
-            <w:pPr>
-              <w:jc w:val="center"/>
-              <w:rPr>
-                <w:rFonts w:ascii="Times New Roman" w:eastAsia="Times New Roman" w:hAnsi="Times New Roman" w:cs="Times New Roman"/>
-              </w:rPr>
-            </w:pPr>
-            <w:r>
-              <w:rPr>
-                <w:rFonts w:ascii="Times New Roman" w:eastAsia="Times New Roman" w:hAnsi="Times New Roman" w:cs="Times New Roman"/>
-              </w:rPr>
-              <w:t>4651</w:t>
-            </w:r>
-          </w:p>
-        </w:tc>
-        <w:tc>
-          <w:tcPr>
-            <w:tcW w:w="3872" w:type="pct"/>
-          </w:tcPr>
-          <w:p>
-            <w:pPr>
-              <w:rPr>
-                <w:rFonts w:ascii="Times New Roman" w:eastAsia="Times New Roman" w:hAnsi="Times New Roman" w:cs="Times New Roman"/>
-                <w:b/>
-              </w:rPr>
-            </w:pPr>
-            <w:r>
-              <w:rPr>
-                <w:rFonts w:ascii="Times New Roman" w:eastAsia="Times New Roman" w:hAnsi="Times New Roman" w:cs="Times New Roman"/>
-                <w:b/>
-              </w:rPr>
-              <w:t>Bán buôn máy tính, thiết bị ngoại vi và phần mềm</w:t>
-            </w:r>
-          </w:p>
-        </w:tc>
-        <w:tc>
-          <w:tcPr>
-            <w:tcW w:w="486" w:type="pct"/>
-          </w:tcPr>
-          <w:p>
-            <w:pPr>
-              <w:jc w:val="center"/>
-              <w:rPr>
-                <w:rFonts w:ascii="Times New Roman" w:eastAsia="Times New Roman" w:hAnsi="Times New Roman" w:cs="Times New Roman"/>
+                <w:rFonts w:ascii="Times New Roman" w:eastAsia="Times New Roman" w:hAnsi="Times New Roman"/>
                 <w:sz w:val="24"/>
               </w:rPr>
             </w:pPr>
@@ -2714,6 +2601,58 @@
           <w:szCs w:val="28"/>
         </w:rPr>
       </w:pPr>
+      <w:r>
+        <w:rPr>
+          <w:rFonts w:ascii="Times New Roman" w:eastAsia="Calibri" w:hAnsi="Times New Roman" w:cs="Times New Roman"/>
+          <w:b/>
+          <w:sz w:val="28"/>
+          <w:szCs w:val="28"/>
+        </w:rPr>
+        <w:t>3. Sửa đổi chi tiết ngành, nghề kinh doanh sau</w:t>
+      </w:r>
+      <w:r>
+        <w:rPr>
+          <w:rFonts w:ascii="Times New Roman" w:eastAsia="Calibri" w:hAnsi="Times New Roman" w:cs="Times New Roman"/>
+          <w:b/>
+          <w:i/>
+          <w:sz w:val="28"/>
+          <w:szCs w:val="28"/>
+        </w:rPr>
+        <w:t xml:space="preserve"> </w:t>
+      </w:r>
+      <w:r>
+        <w:rPr>
+          <w:rFonts w:ascii="Times New Roman" w:eastAsia="Calibri" w:hAnsi="Times New Roman" w:cs="Times New Roman"/>
+          <w:sz w:val="28"/>
+          <w:szCs w:val="28"/>
+        </w:rPr>
+        <w:t>(</w:t>
+      </w:r>
+      <w:r>
+        <w:rPr>
+          <w:rFonts w:ascii="Times New Roman" w:eastAsia="Calibri" w:hAnsi="Times New Roman" w:cs="Times New Roman"/>
+          <w:i/>
+          <w:sz w:val="28"/>
+          <w:szCs w:val="28"/>
+        </w:rPr>
+        <w:t>kê khai trong trường hợp doanh nghiệp thông báo thay đổi nội dung chi tiết của ngành, nghề kinh doanh đã đăng ký với cơ quan đăng ký kinh doanh</w:t>
+      </w:r>
+      <w:r>
+        <w:rPr>
+          <w:rFonts w:ascii="Times New Roman" w:eastAsia="Calibri" w:hAnsi="Times New Roman" w:cs="Times New Roman"/>
+          <w:sz w:val="28"/>
+          <w:szCs w:val="28"/>
+        </w:rPr>
+        <w:t>):</w:t>
+      </w:r>
+      <w:r>
+        <w:rPr>
+          <w:rFonts w:ascii="Times New Roman" w:eastAsia="Calibri" w:hAnsi="Times New Roman" w:cs="Times New Roman"/>
+          <w:sz w:val="28"/>
+          <w:szCs w:val="28"/>
+        </w:rPr>
+        <w:t xml:space="preserve"> Không có</w:t>
+      </w:r>
     </w:p>
     <w:p>
       <w:pPr>
@@ -2722,26 +2661,10 @@
         <w:jc w:val="both"/>
         <w:rPr>
           <w:rFonts w:ascii="Times New Roman" w:eastAsia="Calibri" w:hAnsi="Times New Roman" w:cs="Times New Roman"/>
-          <w:bCs/>
-          <w:sz w:val="28"/>
-        </w:rPr>
-      </w:pPr>
-      <w:r>
-        <w:rPr>
-          <w:rFonts w:ascii="Times New Roman" w:eastAsia="Calibri" w:hAnsi="Times New Roman" w:cs="Times New Roman"/>
-          <w:sz w:val="20"/>
-          <w:szCs w:val="20"/>
-        </w:rPr>
-        <w:t xml:space="preserve"> </w:t>
-      </w:r>
-      <w:r>
-        <w:rPr>
-          <w:rFonts w:ascii="Times New Roman" w:eastAsia="Calibri" w:hAnsi="Times New Roman" w:cs="Times New Roman"/>
-          <w:bCs/>
-          <w:sz w:val="28"/>
-        </w:rPr>
-        <w:t>Doanh nghiệp cam kết đáp ứng điều kiện tiếp cận thị trường đối với các ngành nghề thuộc Danh mục ngành, nghề hạn chế tiếp cận thị trường đối với nhà đầu tư nước ngoài theo quy định của pháp luật về đầu tư.</w:t>
-      </w:r>
+          <w:sz w:val="28"/>
+          <w:szCs w:val="28"/>
+        </w:rPr>
+      </w:pPr>
     </w:p>
     <w:p>
       <w:pPr>
@@ -2751,23 +2674,9 @@
         <w:rPr>
           <w:rFonts w:ascii="Times New Roman" w:eastAsia="Calibri" w:hAnsi="Times New Roman" w:cs="Times New Roman"/>
           <w:sz w:val="28"/>
-        </w:rPr>
-      </w:pPr>
-      <w:r>
-        <w:rPr>
-          <w:rFonts w:ascii="Times New Roman" w:eastAsia="Calibri" w:hAnsi="Times New Roman" w:cs="Times New Roman"/>
-          <w:b/>
-          <w:sz w:val="28"/>
-        </w:rPr>
-        <w:t>Lưu ý:</w:t>
-      </w:r>
-      <w:r>
-        <w:rPr>
-          <w:rFonts w:ascii="Times New Roman" w:eastAsia="Calibri" w:hAnsi="Times New Roman" w:cs="Times New Roman"/>
-          <w:sz w:val="28"/>
-        </w:rPr>
-        <w:t xml:space="preserve"> </w:t>
-      </w:r>
+          <w:szCs w:val="28"/>
+        </w:rPr>
+      </w:pPr>
     </w:p>
     <w:p>
       <w:pPr>
@@ -2776,15 +2685,25 @@
         <w:jc w:val="both"/>
         <w:rPr>
           <w:rFonts w:ascii="Times New Roman" w:eastAsia="Calibri" w:hAnsi="Times New Roman" w:cs="Times New Roman"/>
-          <w:sz w:val="28"/>
-        </w:rPr>
-      </w:pPr>
-      <w:r>
-        <w:rPr>
-          <w:rFonts w:ascii="Times New Roman" w:eastAsia="Calibri" w:hAnsi="Times New Roman" w:cs="Times New Roman"/>
-          <w:sz w:val="28"/>
-        </w:rPr>
-        <w:t>- Trường hợp doanh nghiệp thay đổi ngành, nghề kinh doanh từ ngành này sang ngành khác, doanh nghiệp kê khai đồng thời tại mục 1, 2 nêu trên, cụ thể như sau: kê khai ngành, nghề kinh doanh mới tại mục 1; kê khai ngành, nghề kinh doanh cũ tại mục 2.</w:t>
+          <w:bCs/>
+          <w:sz w:val="28"/>
+        </w:rPr>
+      </w:pPr>
+      <w:r>
+        <w:rPr>
+          <w:rFonts w:ascii="Times New Roman" w:eastAsia="Calibri" w:hAnsi="Times New Roman" w:cs="Times New Roman"/>
+          <w:sz w:val="20"/>
+          <w:szCs w:val="20"/>
+        </w:rPr>
+        <w:t xml:space="preserve"> </w:t>
+      </w:r>
+      <w:r>
+        <w:rPr>
+          <w:rFonts w:ascii="Times New Roman" w:eastAsia="Calibri" w:hAnsi="Times New Roman" w:cs="Times New Roman"/>
+          <w:bCs/>
+          <w:sz w:val="28"/>
+        </w:rPr>
+        <w:t>Doanh nghiệp cam kết đáp ứng điều kiện tiếp cận thị trường đối với các ngành nghề thuộc Danh mục ngành, nghề hạn chế tiếp cận thị trường đối với nhà đầu tư nước ngoài theo quy định của pháp luật về đầu tư.</w:t>
       </w:r>
     </w:p>
     <w:p>
@@ -2800,9 +2719,17 @@
       <w:r>
         <w:rPr>
           <w:rFonts w:ascii="Times New Roman" w:eastAsia="Calibri" w:hAnsi="Times New Roman" w:cs="Times New Roman"/>
-          <w:sz w:val="28"/>
-        </w:rPr>
-        <w:t>- Trường hợp doanh nghiệp thay đổi ngành, nghề kinh doanh chính từ ngành này sang ngành khác nhưng không thay đổi danh sách ngành, nghề kinh doanh đã đăng ký, doanh nghiệp thực hiện cập nhật, bổ sung thông tin đăng ký doanh nghiệp theo quy định tại khoản 1 Điều 57 Nghị định số 168/2025/NĐ-CP ngày 30/6/2025 của Chính phủ về đăng ký doanh nghiệp.</w:t>
+          <w:b/>
+          <w:sz w:val="28"/>
+        </w:rPr>
+        <w:t>Lưu ý:</w:t>
+      </w:r>
+      <w:r>
+        <w:rPr>
+          <w:rFonts w:ascii="Times New Roman" w:eastAsia="Calibri" w:hAnsi="Times New Roman" w:cs="Times New Roman"/>
+          <w:sz w:val="28"/>
+        </w:rPr>
+        <w:t xml:space="preserve"> </w:t>
       </w:r>
     </w:p>
     <w:p>
@@ -2820,7 +2747,7 @@
           <w:rFonts w:ascii="Times New Roman" w:eastAsia="Calibri" w:hAnsi="Times New Roman" w:cs="Times New Roman"/>
           <w:sz w:val="28"/>
         </w:rPr>
-        <w:t xml:space="preserve">- Trường hợp chỉ bỏ ngành, nghề kinh doanh chính mà không bổ sung thêm ngành, nghề kinh doanh mới và chọn một ngành, nghề kinh doanh khác trong số các ngành, nghề kinh doanh còn lại đã đăng ký làm ngành, nghề kinh doanh chính </w:t>
+        <w:t xml:space="preserve">- Trường hợp doanh nghiệp thay đổi ngành, nghề kinh doanh từ ngành này sang ngành khác, doanh nghiệp kê khai đồng thời tại mục 1, 2 nêu trên, cụ thể như </w:t>
       </w:r>
       <w:r>
         <w:rPr>
@@ -2828,7 +2755,43 @@
           <w:sz w:val="28"/>
         </w:rPr>
         <w:lastRenderedPageBreak/>
-        <w:t>thì đồng thời kê khai tại mục 2, 3 nêu trên, cụ thể như sau: kê khai ngành, nghề kinh doanh bị bỏ tại mục 2; kê khai ngành, nghề kinh doanh chính mới tại mục 3.</w:t>
+        <w:t>sau: kê khai ngành, nghề kinh doanh mới tại mục 1; kê khai ngành, nghề kinh doanh cũ tại mục 2.</w:t>
+      </w:r>
+    </w:p>
+    <w:p>
+      <w:pPr>
+        <w:spacing w:before="120" w:after="120" w:line="340" w:lineRule="exact"/>
+        <w:ind w:firstLine="720"/>
+        <w:jc w:val="both"/>
+        <w:rPr>
+          <w:rFonts w:ascii="Times New Roman" w:eastAsia="Calibri" w:hAnsi="Times New Roman" w:cs="Times New Roman"/>
+          <w:sz w:val="28"/>
+        </w:rPr>
+      </w:pPr>
+      <w:r>
+        <w:rPr>
+          <w:rFonts w:ascii="Times New Roman" w:eastAsia="Calibri" w:hAnsi="Times New Roman" w:cs="Times New Roman"/>
+          <w:sz w:val="28"/>
+        </w:rPr>
+        <w:t>- Trường hợp doanh nghiệp thay đổi ngành, nghề kinh doanh chính từ ngành này sang ngành khác nhưng không thay đổi danh sách ngành, nghề kinh doanh đã đăng ký, doanh nghiệp thực hiện cập nhật, bổ sung thông tin đăng ký doanh nghiệp theo quy định tại khoản 1 Điều 57 Nghị định số 168/2025/NĐ-CP ngày 30/6/2025 của Chính phủ về đăng ký doanh nghiệp.</w:t>
+      </w:r>
+    </w:p>
+    <w:p>
+      <w:pPr>
+        <w:spacing w:before="120" w:after="120" w:line="340" w:lineRule="exact"/>
+        <w:ind w:firstLine="720"/>
+        <w:jc w:val="both"/>
+        <w:rPr>
+          <w:rFonts w:ascii="Times New Roman" w:eastAsia="Calibri" w:hAnsi="Times New Roman" w:cs="Times New Roman"/>
+          <w:sz w:val="28"/>
+        </w:rPr>
+      </w:pPr>
+      <w:r>
+        <w:rPr>
+          <w:rFonts w:ascii="Times New Roman" w:eastAsia="Calibri" w:hAnsi="Times New Roman" w:cs="Times New Roman"/>
+          <w:sz w:val="28"/>
+        </w:rPr>
+        <w:t>- Trường hợp chỉ bỏ ngành, nghề kinh doanh chính mà không bổ sung thêm ngành, nghề kinh doanh mới và chọn một ngành, nghề kinh doanh khác trong số các ngành, nghề kinh doanh còn lại đã đăng ký làm ngành, nghề kinh doanh chính thì đồng thời kê khai tại mục 2, 3 nêu trên, cụ thể như sau: kê khai ngành, nghề kinh doanh bị bỏ tại mục 2; kê khai ngành, nghề kinh doanh chính mới tại mục 3.</w:t>
       </w:r>
     </w:p>
     <w:p>
@@ -3063,7 +3026,7 @@
                 <w:szCs w:val="28"/>
                 <w:lang w:eastAsia="zh-CN"/>
               </w:rPr>
-              <w:t>TRẦN THỊ THIỆN</w:t>
+              <w:t>LƯƠNG THỊ HỒNG HOA</w:t>
             </w:r>
           </w:p>
           <w:p>
@@ -3092,7 +3055,7 @@
                 <w:sz w:val="28"/>
                 <w:szCs w:val="28"/>
               </w:rPr>
-              <w:t>02/05/2001</w:t>
+              <w:t>01/01/1959</w:t>
             </w:r>
           </w:p>
           <w:p>
@@ -3154,7 +3117,7 @@
                 <w:szCs w:val="28"/>
                 <w:lang w:eastAsia="zh-CN"/>
               </w:rPr>
-              <w:t>040301022006</w:t>
+              <w:t>094159001639</w:t>
             </w:r>
           </w:p>
           <w:p>
@@ -3455,7 +3418,7 @@
                 <w:sz w:val="28"/>
                 <w:szCs w:val="28"/>
               </w:rPr>
-              <w:t>số 165, Ấp tân Lợi</w:t>
+              <w:t>Thửa đất số 209, Tờ bản đồ 04 Đường Mỹ Phước-Tân Vạn, Khu phố Đông Thành</w:t>
             </w:r>
           </w:p>
           <w:p>
@@ -3481,7 +3444,7 @@
                 <w:sz w:val="28"/>
                 <w:szCs w:val="28"/>
               </w:rPr>
-              <w:t>Xã Bắc Tân Uyên</w:t>
+              <w:t>Phường Tân Đông Hiệp</w:t>
             </w:r>
           </w:p>
           <w:p>
@@ -3570,7 +3533,7 @@
                 <w:szCs w:val="28"/>
                 <w:lang w:eastAsia="zh-CN"/>
               </w:rPr>
-              <w:t>0782 986 715</w:t>
+              <w:t>0939730057</w:t>
             </w:r>
             <w:r>
               <w:rPr>
@@ -4493,15 +4456,7 @@
                 <w:sz w:val="28"/>
                 <w:szCs w:val="28"/>
               </w:rPr>
-              <w:t>5</w:t>
-            </w:r>
-            <w:r>
-              <w:rPr>
-                <w:rFonts w:ascii="Times New Roman" w:eastAsia="Calibri" w:hAnsi="Times New Roman" w:cs="Times New Roman"/>
-                <w:sz w:val="28"/>
-                <w:szCs w:val="28"/>
-              </w:rPr>
-              <w:t>0</w:t>
+              <w:t>3</w:t>
             </w:r>
           </w:p>
         </w:tc>
@@ -5944,6 +5899,91 @@
     </w:p>
     <w:p>
       <w:pPr>
+        <w:numPr>
+          <w:ilvl w:val="0"/>
+          <w:numId w:val="6"/>
+        </w:numPr>
+        <w:spacing w:line="278" w:lineRule="auto"/>
+        <w:contextualSpacing/>
+        <w:rPr>
+          <w:rFonts w:ascii="Times New Roman" w:eastAsia="Calibri" w:hAnsi="Times New Roman" w:cs="Times New Roman"/>
+          <w:kern w:val="2"/>
+          <w:sz w:val="28"/>
+          <w:szCs w:val="28"/>
+          <w14:ligatures w14:val="standardContextual"/>
+        </w:rPr>
+      </w:pPr>
+      <w:r>
+        <w:rPr>
+          <w:rFonts w:ascii="Times New Roman" w:eastAsia="Calibri" w:hAnsi="Times New Roman" w:cs="Times New Roman"/>
+          <w:kern w:val="2"/>
+          <w:sz w:val="28"/>
+          <w:szCs w:val="28"/>
+          <w14:ligatures w14:val="standardContextual"/>
+        </w:rPr>
+        <w:t>Cập nhật số điện thoại</w:t>
+      </w:r>
+      <w:r>
+        <w:rPr>
+          <w:rFonts w:ascii="Times New Roman" w:eastAsia="Calibri" w:hAnsi="Times New Roman" w:cs="Times New Roman"/>
+          <w:kern w:val="2"/>
+          <w:sz w:val="28"/>
+          <w:szCs w:val="28"/>
+          <w14:ligatures w14:val="standardContextual"/>
+        </w:rPr>
+        <w:t xml:space="preserve"> trong thông tin địa chỉ</w:t>
+      </w:r>
+      <w:r>
+        <w:rPr>
+          <w:rFonts w:ascii="Times New Roman" w:eastAsia="Calibri" w:hAnsi="Times New Roman" w:cs="Times New Roman"/>
+          <w:kern w:val="2"/>
+          <w:sz w:val="28"/>
+          <w:szCs w:val="28"/>
+          <w14:ligatures w14:val="standardContextual"/>
+        </w:rPr>
+        <w:t>: 0939730057</w:t>
+      </w:r>
+    </w:p>
+    <w:p>
+      <w:pPr>
+        <w:numPr>
+          <w:ilvl w:val="0"/>
+          <w:numId w:val="6"/>
+        </w:numPr>
+        <w:spacing w:line="278" w:lineRule="auto"/>
+        <w:contextualSpacing/>
+        <w:rPr>
+          <w:rFonts w:ascii="Times New Roman" w:eastAsia="Calibri" w:hAnsi="Times New Roman" w:cs="Times New Roman"/>
+          <w:kern w:val="2"/>
+          <w:sz w:val="28"/>
+          <w:szCs w:val="28"/>
+          <w14:ligatures w14:val="standardContextual"/>
+        </w:rPr>
+      </w:pPr>
+      <w:r>
+        <w:rPr>
+          <w:rFonts w:ascii="Times New Roman" w:eastAsia="Calibri" w:hAnsi="Times New Roman" w:cs="Times New Roman"/>
+          <w:kern w:val="2"/>
+          <w:sz w:val="28"/>
+          <w:szCs w:val="28"/>
+          <w14:ligatures w14:val="standardContextual"/>
+        </w:rPr>
+        <w:t xml:space="preserve">Cập nhật địa chỉ trụ sở do sáp nhập tỉnh thành: </w:t>
+      </w:r>
+      <w:r>
+        <w:rPr>
+          <w:rFonts w:ascii="Times New Roman" w:eastAsia="Calibri" w:hAnsi="Times New Roman" w:cs="Times New Roman"/>
+          <w:iCs/>
+          <w:kern w:val="2"/>
+          <w:sz w:val="28"/>
+          <w:szCs w:val="28"/>
+          <w14:ligatures w14:val="standardContextual"/>
+        </w:rPr>
+        <w:t>Thửa đất số 209, Tờ bản đồ 04 Đường Mỹ Phước-Tân Vạn, Khu phố Đông Thành, Phường Tân Đông Hiệp, Thành phố Hồ Chí Minh, Việt Nam</w:t>
+      </w:r>
+    </w:p>
+    <w:p>
+      <w:pPr>
         <w:pStyle w:val="ListParagraph"/>
         <w:spacing w:before="60" w:after="60" w:line="240" w:lineRule="auto"/>
         <w:jc w:val="both"/>
@@ -6647,7 +6687,7 @@
           <w:szCs w:val="28"/>
           <w:lang w:eastAsia="zh-CN"/>
         </w:rPr>
-        <w:t>TRẦN THỊ THIỆN</w:t>
+        <w:t>LƯƠNG THỊ HỒNG HOA</w:t>
       </w:r>
     </w:p>
     <w:sectPr>
@@ -7271,6 +7311,119 @@
     </w:lvl>
   </w:abstractNum>
   <w:abstractNum w:abstractNumId="2" w15:restartNumberingAfterBreak="0">
+    <w:nsid w:val="4AF84778"/>
+    <w:multiLevelType w:val="hybridMultilevel"/>
+    <w:tmpl w:val="142C5ADA"/>
+    <w:lvl w:ilvl="0" w:tplc="7F3478FE">
+      <w:start w:val="1"/>
+      <w:numFmt w:val="bullet"/>
+      <w:lvlText w:val="-"/>
+      <w:lvlJc w:val="left"/>
+      <w:pPr>
+        <w:ind w:left="720" w:hanging="360"/>
+      </w:pPr>
+      <w:rPr>
+        <w:rFonts w:ascii="Times New Roman" w:eastAsiaTheme="minorHAnsi" w:hAnsi="Times New Roman" w:cs="Times New Roman" w:hint="default"/>
+      </w:rPr>
+    </w:lvl>
+    <w:lvl w:ilvl="1" w:tplc="04090003">
+      <w:start w:val="1"/>
+      <w:numFmt w:val="bullet"/>
+      <w:lvlText w:val="o"/>
+      <w:lvlJc w:val="left"/>
+      <w:pPr>
+        <w:ind w:left="1440" w:hanging="360"/>
+      </w:pPr>
+      <w:rPr>
+        <w:rFonts w:ascii="Courier New" w:hAnsi="Courier New" w:cs="Courier New" w:hint="default"/>
+      </w:rPr>
+    </w:lvl>
+    <w:lvl w:ilvl="2" w:tplc="04090005">
+      <w:start w:val="1"/>
+      <w:numFmt w:val="bullet"/>
+      <w:lvlText w:val=""/>
+      <w:lvlJc w:val="left"/>
+      <w:pPr>
+        <w:ind w:left="2160" w:hanging="360"/>
+      </w:pPr>
+      <w:rPr>
+        <w:rFonts w:ascii="Wingdings" w:hAnsi="Wingdings" w:hint="default"/>
+      </w:rPr>
+    </w:lvl>
+    <w:lvl w:ilvl="3" w:tplc="04090001" w:tentative="1">
+      <w:start w:val="1"/>
+      <w:numFmt w:val="bullet"/>
+      <w:lvlText w:val=""/>
+      <w:lvlJc w:val="left"/>
+      <w:pPr>
+        <w:ind w:left="2880" w:hanging="360"/>
+      </w:pPr>
+      <w:rPr>
+        <w:rFonts w:ascii="Symbol" w:hAnsi="Symbol" w:hint="default"/>
+      </w:rPr>
+    </w:lvl>
+    <w:lvl w:ilvl="4" w:tplc="04090003" w:tentative="1">
+      <w:start w:val="1"/>
+      <w:numFmt w:val="bullet"/>
+      <w:lvlText w:val="o"/>
+      <w:lvlJc w:val="left"/>
+      <w:pPr>
+        <w:ind w:left="3600" w:hanging="360"/>
+      </w:pPr>
+      <w:rPr>
+        <w:rFonts w:ascii="Courier New" w:hAnsi="Courier New" w:cs="Courier New" w:hint="default"/>
+      </w:rPr>
+    </w:lvl>
+    <w:lvl w:ilvl="5" w:tplc="04090005" w:tentative="1">
+      <w:start w:val="1"/>
+      <w:numFmt w:val="bullet"/>
+      <w:lvlText w:val=""/>
+      <w:lvlJc w:val="left"/>
+      <w:pPr>
+        <w:ind w:left="4320" w:hanging="360"/>
+      </w:pPr>
+      <w:rPr>
+        <w:rFonts w:ascii="Wingdings" w:hAnsi="Wingdings" w:hint="default"/>
+      </w:rPr>
+    </w:lvl>
+    <w:lvl w:ilvl="6" w:tplc="04090001" w:tentative="1">
+      <w:start w:val="1"/>
+      <w:numFmt w:val="bullet"/>
+      <w:lvlText w:val=""/>
+      <w:lvlJc w:val="left"/>
+      <w:pPr>
+        <w:ind w:left="5040" w:hanging="360"/>
+      </w:pPr>
+      <w:rPr>
+        <w:rFonts w:ascii="Symbol" w:hAnsi="Symbol" w:hint="default"/>
+      </w:rPr>
+    </w:lvl>
+    <w:lvl w:ilvl="7" w:tplc="04090003" w:tentative="1">
+      <w:start w:val="1"/>
+      <w:numFmt w:val="bullet"/>
+      <w:lvlText w:val="o"/>
+      <w:lvlJc w:val="left"/>
+      <w:pPr>
+        <w:ind w:left="5760" w:hanging="360"/>
+      </w:pPr>
+      <w:rPr>
+        <w:rFonts w:ascii="Courier New" w:hAnsi="Courier New" w:cs="Courier New" w:hint="default"/>
+      </w:rPr>
+    </w:lvl>
+    <w:lvl w:ilvl="8" w:tplc="04090005" w:tentative="1">
+      <w:start w:val="1"/>
+      <w:numFmt w:val="bullet"/>
+      <w:lvlText w:val=""/>
+      <w:lvlJc w:val="left"/>
+      <w:pPr>
+        <w:ind w:left="6480" w:hanging="360"/>
+      </w:pPr>
+      <w:rPr>
+        <w:rFonts w:ascii="Wingdings" w:hAnsi="Wingdings" w:hint="default"/>
+      </w:rPr>
+    </w:lvl>
+  </w:abstractNum>
+  <w:abstractNum w:abstractNumId="3" w15:restartNumberingAfterBreak="0">
     <w:nsid w:val="552E7D1C"/>
     <w:multiLevelType w:val="multilevel"/>
     <w:tmpl w:val="AA749216"/>
@@ -7386,7 +7539,7 @@
       </w:rPr>
     </w:lvl>
   </w:abstractNum>
-  <w:abstractNum w:abstractNumId="3" w15:restartNumberingAfterBreak="0">
+  <w:abstractNum w:abstractNumId="4" w15:restartNumberingAfterBreak="0">
     <w:nsid w:val="5AD55BB2"/>
     <w:multiLevelType w:val="hybridMultilevel"/>
     <w:tmpl w:val="8146C532"/>
@@ -7479,13 +7632,13 @@
     </w:lvl>
   </w:abstractNum>
   <w:num w:numId="1">
+    <w:abstractNumId w:val="4"/>
+  </w:num>
+  <w:num w:numId="2">
     <w:abstractNumId w:val="3"/>
   </w:num>
-  <w:num w:numId="2">
-    <w:abstractNumId w:val="2"/>
-  </w:num>
   <w:num w:numId="3">
-    <w:abstractNumId w:val="2"/>
+    <w:abstractNumId w:val="3"/>
     <w:lvlOverride w:ilvl="0">
       <w:startOverride w:val="1"/>
     </w:lvlOverride>
@@ -7519,6 +7672,9 @@
   </w:num>
   <w:num w:numId="5">
     <w:abstractNumId w:val="1"/>
+  </w:num>
+  <w:num w:numId="6">
+    <w:abstractNumId w:val="2"/>
   </w:num>
 </w:numbering>
 </file>
@@ -8097,6 +8253,52 @@
       </w:tblBorders>
     </w:tblPr>
   </w:style>
+  <w:style w:type="table" w:customStyle="1" w:styleId="TableGrid22">
+    <w:name w:val="Table Grid22"/>
+    <w:basedOn w:val="TableNormal"/>
+    <w:next w:val="TableGrid"/>
+    <w:uiPriority w:val="59"/>
+    <w:rsid w:val="0064584E"/>
+    <w:pPr>
+      <w:spacing w:after="0" w:line="240" w:lineRule="auto"/>
+    </w:pPr>
+    <w:rPr>
+      <w:rFonts w:ascii="Calibri" w:eastAsia="MS Mincho" w:hAnsi="Calibri" w:cs="Times New Roman"/>
+    </w:rPr>
+    <w:tblPr>
+      <w:tblBorders>
+        <w:top w:val="single" w:sz="4" w:space="0" w:color="auto"/>
+        <w:left w:val="single" w:sz="4" w:space="0" w:color="auto"/>
+        <w:bottom w:val="single" w:sz="4" w:space="0" w:color="auto"/>
+        <w:right w:val="single" w:sz="4" w:space="0" w:color="auto"/>
+        <w:insideH w:val="single" w:sz="4" w:space="0" w:color="auto"/>
+        <w:insideV w:val="single" w:sz="4" w:space="0" w:color="auto"/>
+      </w:tblBorders>
+    </w:tblPr>
+  </w:style>
+  <w:style w:type="table" w:customStyle="1" w:styleId="TableGrid221">
+    <w:name w:val="Table Grid221"/>
+    <w:basedOn w:val="TableNormal"/>
+    <w:next w:val="TableGrid"/>
+    <w:uiPriority w:val="59"/>
+    <w:rsid w:val="0064584E"/>
+    <w:pPr>
+      <w:spacing w:after="0" w:line="240" w:lineRule="auto"/>
+    </w:pPr>
+    <w:rPr>
+      <w:rFonts w:ascii="Calibri" w:eastAsia="MS Mincho" w:hAnsi="Calibri" w:cs="Times New Roman"/>
+    </w:rPr>
+    <w:tblPr>
+      <w:tblBorders>
+        <w:top w:val="single" w:sz="4" w:space="0" w:color="auto"/>
+        <w:left w:val="single" w:sz="4" w:space="0" w:color="auto"/>
+        <w:bottom w:val="single" w:sz="4" w:space="0" w:color="auto"/>
+        <w:right w:val="single" w:sz="4" w:space="0" w:color="auto"/>
+        <w:insideH w:val="single" w:sz="4" w:space="0" w:color="auto"/>
+        <w:insideV w:val="single" w:sz="4" w:space="0" w:color="auto"/>
+      </w:tblBorders>
+    </w:tblPr>
+  </w:style>
 </w:styles>
 </file>
 
